--- a/Cover_Letters/Shinoy_Van_Oord_Automation_Engineer_Cover_Letter.docx
+++ b/Cover_Letters/Shinoy_Van_Oord_Automation_Engineer_Cover_Letter.docx
@@ -14,7 +14,7 @@
     </w:p>
     <w:p>
       <w:r>
-        <w:t>September 25, 2026</w:t>
+        <w:t>October 11, 2026</w:t>
       </w:r>
     </w:p>
     <w:p>
@@ -35,12 +35,12 @@
     </w:p>
     <w:p>
       <w:r>
-        <w:t>Your work at Van Oord on complex automation systems across maritime projects caught my attention. In my previous roles, I have focused on building reliable test automation frameworks, streamlining processes, and using tools like Gemini Code Assist to support technical deployments. I enjoy diving into complex systems and working with teams to make sure solutions are stable and well-documented.</w:t>
+        <w:t>Your work on automation systems for vessels caught my attention because it involves the kind of practical engineering and technical coordination I enjoy. In my recent roles, I have focused on building reliable frameworks, validating backend datasets, and working closely with teams to solve technical issues. I also use tools like Gemini Code Assist to streamline script generation and deployment tasks.</w:t>
       </w:r>
     </w:p>
     <w:p>
       <w:r>
-        <w:t>I would bring my background in test automation and system integration to help support the Process Control team at Van Oord.</w:t>
+        <w:t>I am drawn to this role because it offers the chance to work across different disciplines and contribute to the reliability of operational systems.</w:t>
       </w:r>
     </w:p>
     <w:p>
